--- a/bm/KD/ISO.BM-KD-03-01 Phiếu tiếp nhận khiếu nại.docx
+++ b/bm/KD/ISO.BM-KD-03-01 Phiếu tiếp nhận khiếu nại.docx
@@ -166,7 +166,7 @@
     </w:tbl>
     <w:p>
       <w:pPr>
-        <w:spacing w:after="120" w:before="200"/>
+        <w:spacing w:after="120" w:before="200" w:line="360" w:lineRule="auto"/>
         <w:jc w:val="center"/>
       </w:pPr>
       <w:r>
@@ -184,7 +184,7 @@
     </w:p>
     <w:p>
       <w:pPr>
-        <w:spacing w:after="60" w:before="60"/>
+        <w:spacing w:after="120" w:before="60" w:line="360" w:lineRule="auto"/>
         <w:jc w:val="left"/>
       </w:pPr>
       <w:r>
@@ -209,7 +209,7 @@
           <w:sz w:val="22"/>
           <w:szCs w:val="22"/>
         </w:rPr>
-        <w:t xml:space="preserve">______________________________    </w:t>
+        <w:t xml:space="preserve">..............................    </w:t>
       </w:r>
       <w:r>
         <w:rPr>
@@ -233,12 +233,12 @@
           <w:sz w:val="22"/>
           <w:szCs w:val="22"/>
         </w:rPr>
-        <w:t xml:space="preserve">______________________________</w:t>
-      </w:r>
-    </w:p>
-    <w:p>
-      <w:pPr>
-        <w:spacing w:after="60" w:before="60"/>
+        <w:t>..............................</w:t>
+      </w:r>
+    </w:p>
+    <w:p>
+      <w:pPr>
+        <w:spacing w:after="120" w:before="60" w:line="360" w:lineRule="auto"/>
         <w:jc w:val="left"/>
       </w:pPr>
       <w:r>
@@ -256,7 +256,7 @@
     </w:p>
     <w:p>
       <w:pPr>
-        <w:spacing w:after="60" w:before="60"/>
+        <w:spacing w:after="120" w:before="60" w:line="360" w:lineRule="auto"/>
         <w:jc w:val="left"/>
       </w:pPr>
       <w:r>
@@ -281,12 +281,12 @@
           <w:sz w:val="22"/>
           <w:szCs w:val="22"/>
         </w:rPr>
-        <w:t xml:space="preserve">____________________________________________________________</w:t>
-      </w:r>
-    </w:p>
-    <w:p>
-      <w:pPr>
-        <w:spacing w:after="60" w:before="60"/>
+        <w:t>............................................................</w:t>
+      </w:r>
+    </w:p>
+    <w:p>
+      <w:pPr>
+        <w:spacing w:after="120" w:before="60" w:line="360" w:lineRule="auto"/>
         <w:jc w:val="left"/>
       </w:pPr>
       <w:r>
@@ -311,12 +311,12 @@
           <w:sz w:val="22"/>
           <w:szCs w:val="22"/>
         </w:rPr>
-        <w:t xml:space="preserve">____________________________________________________________</w:t>
-      </w:r>
-    </w:p>
-    <w:p>
-      <w:pPr>
-        <w:spacing w:after="60" w:before="60"/>
+        <w:t>............................................................</w:t>
+      </w:r>
+    </w:p>
+    <w:p>
+      <w:pPr>
+        <w:spacing w:after="120" w:before="60" w:line="360" w:lineRule="auto"/>
         <w:jc w:val="left"/>
       </w:pPr>
       <w:r>
@@ -341,7 +341,7 @@
           <w:sz w:val="22"/>
           <w:szCs w:val="22"/>
         </w:rPr>
-        <w:t xml:space="preserve">______________________________    </w:t>
+        <w:t xml:space="preserve">..............................    </w:t>
       </w:r>
       <w:r>
         <w:rPr>
@@ -365,12 +365,12 @@
           <w:sz w:val="22"/>
           <w:szCs w:val="22"/>
         </w:rPr>
-        <w:t xml:space="preserve">______________________________</w:t>
-      </w:r>
-    </w:p>
-    <w:p>
-      <w:pPr>
-        <w:spacing w:after="60" w:before="60"/>
+        <w:t>..............................</w:t>
+      </w:r>
+    </w:p>
+    <w:p>
+      <w:pPr>
+        <w:spacing w:after="120" w:before="60" w:line="360" w:lineRule="auto"/>
         <w:jc w:val="left"/>
       </w:pPr>
       <w:r>
@@ -388,7 +388,7 @@
     </w:p>
     <w:p>
       <w:pPr>
-        <w:spacing w:after="60" w:before="60"/>
+        <w:spacing w:after="120" w:before="60" w:line="360" w:lineRule="auto"/>
         <w:jc w:val="left"/>
       </w:pPr>
       <w:r>
@@ -413,12 +413,12 @@
           <w:sz w:val="22"/>
           <w:szCs w:val="22"/>
         </w:rPr>
-        <w:t xml:space="preserve">____________________________________________________________</w:t>
-      </w:r>
-    </w:p>
-    <w:p>
-      <w:pPr>
-        <w:spacing w:after="60" w:before="60"/>
+        <w:t>............................................................</w:t>
+      </w:r>
+    </w:p>
+    <w:p>
+      <w:pPr>
+        <w:spacing w:after="120" w:before="60" w:line="360" w:lineRule="auto"/>
         <w:jc w:val="left"/>
       </w:pPr>
       <w:r>
@@ -443,7 +443,7 @@
           <w:sz w:val="22"/>
           <w:szCs w:val="22"/>
         </w:rPr>
-        <w:t xml:space="preserve">______________________________    </w:t>
+        <w:t xml:space="preserve">..............................    </w:t>
       </w:r>
       <w:r>
         <w:rPr>
@@ -467,12 +467,12 @@
           <w:sz w:val="22"/>
           <w:szCs w:val="22"/>
         </w:rPr>
-        <w:t xml:space="preserve">______________________________</w:t>
-      </w:r>
-    </w:p>
-    <w:p>
-      <w:pPr>
-        <w:spacing w:after="60" w:before="60"/>
+        <w:t>..............................</w:t>
+      </w:r>
+    </w:p>
+    <w:p>
+      <w:pPr>
+        <w:spacing w:after="120" w:before="60" w:line="360" w:lineRule="auto"/>
         <w:jc w:val="left"/>
       </w:pPr>
       <w:r>
@@ -497,12 +497,12 @@
           <w:sz w:val="22"/>
           <w:szCs w:val="22"/>
         </w:rPr>
-        <w:t xml:space="preserve">____________________________________________________________</w:t>
-      </w:r>
-    </w:p>
-    <w:p>
-      <w:pPr>
-        <w:spacing w:after="60" w:before="60"/>
+        <w:t>............................................................</w:t>
+      </w:r>
+    </w:p>
+    <w:p>
+      <w:pPr>
+        <w:spacing w:after="120" w:before="60" w:line="360" w:lineRule="auto"/>
         <w:jc w:val="left"/>
       </w:pPr>
       <w:r>
@@ -734,7 +734,7 @@
     </w:tbl>
     <w:p>
       <w:pPr>
-        <w:spacing w:after="60" w:before="60"/>
+        <w:spacing w:after="120" w:before="60" w:line="360" w:lineRule="auto"/>
         <w:jc w:val="left"/>
       </w:pPr>
       <w:r>
@@ -759,12 +759,12 @@
           <w:sz w:val="22"/>
           <w:szCs w:val="22"/>
         </w:rPr>
-        <w:t xml:space="preserve">____________________________________________________________</w:t>
-      </w:r>
-    </w:p>
-    <w:p>
-      <w:pPr>
-        <w:spacing w:after="60" w:before="60"/>
+        <w:t>............................................................</w:t>
+      </w:r>
+    </w:p>
+    <w:p>
+      <w:pPr>
+        <w:spacing w:after="120" w:before="60" w:line="360" w:lineRule="auto"/>
         <w:jc w:val="left"/>
       </w:pPr>
       <w:r>
@@ -782,7 +782,7 @@
     </w:p>
     <w:p>
       <w:pPr>
-        <w:spacing w:after="60" w:before="60"/>
+        <w:spacing w:after="120" w:before="60" w:line="360" w:lineRule="auto"/>
         <w:jc w:val="left"/>
       </w:pPr>
       <w:r>
@@ -807,12 +807,12 @@
           <w:sz w:val="22"/>
           <w:szCs w:val="22"/>
         </w:rPr>
-        <w:t xml:space="preserve">____________________________________________________________</w:t>
-      </w:r>
-    </w:p>
-    <w:p>
-      <w:pPr>
-        <w:spacing w:after="60" w:before="60"/>
+        <w:t>............................................................</w:t>
+      </w:r>
+    </w:p>
+    <w:p>
+      <w:pPr>
+        <w:spacing w:after="120" w:before="60" w:line="360" w:lineRule="auto"/>
         <w:jc w:val="left"/>
       </w:pPr>
       <w:r>
@@ -1151,7 +1151,7 @@
     </w:tbl>
     <w:p>
       <w:pPr>
-        <w:spacing w:after="60" w:before="60"/>
+        <w:spacing w:after="120" w:before="60" w:line="360" w:lineRule="auto"/>
         <w:jc w:val="left"/>
       </w:pPr>
       <w:r>
